--- a/Job-Hunting-Tool-Suite.docx
+++ b/Job-Hunting-Tool-Suite.docx
@@ -166,7 +166,19 @@
         <w:t xml:space="preserve"> </w:t>
       </w:r>
       <w:r>
-        <w:t xml:space="preserve">Profile Builder added as a third ongoing tool August 17, 2026)</w:t>
+        <w:t xml:space="preserve">Profile Builder added as a third ongoing tool August 17, 2026; Target</w:t>
+      </w:r>
+      <w:r>
+        <w:t xml:space="preserve"> </w:t>
+      </w:r>
+      <w:r>
+        <w:t xml:space="preserve">Company Prompt Builder section updated August 18, 2026 to add the</w:t>
+      </w:r>
+      <w:r>
+        <w:t xml:space="preserve"> </w:t>
+      </w:r>
+      <w:r>
+        <w:t xml:space="preserve">Department Contact Finder step)</w:t>
       </w:r>
     </w:p>
     <w:p>
@@ -1536,7 +1548,7 @@
               <w:jc w:val="left"/>
             </w:pPr>
             <w:r>
-              <w:t xml:space="preserve">Three linked prompts on one page: an optional wide-net</w:t>
+              <w:t xml:space="preserve">Four linked prompts on one page: an optional wide-net</w:t>
             </w:r>
             <w:r>
               <w:t xml:space="preserve"> </w:t>
@@ -1568,7 +1580,7 @@
               <w:t xml:space="preserve"> </w:t>
             </w:r>
             <w:r>
-              <w:t xml:space="preserve">(researches and ranks companies via a competitor-cascade discovery method — not NAICS-code search; builds a formatted Excel tracker, 31–36 columns, with a computed Suggested Priority Rank; optional manual two-tier output), and</w:t>
+              <w:t xml:space="preserve">(researches and ranks companies via a competitor-cascade discovery method — not NAICS-code search; builds a formatted Excel tracker, 31–36 columns, with a computed Suggested Priority Rank; optional manual two-tier output),</w:t>
             </w:r>
             <w:r>
               <w:t xml:space="preserve"> </w:t>
@@ -1584,7 +1596,23 @@
               <w:t xml:space="preserve"> </w:t>
             </w:r>
             <w:r>
-              <w:t xml:space="preserve">for warm introduction paths.</w:t>
+              <w:t xml:space="preserve">for warm introduction paths, and</w:t>
+            </w:r>
+            <w:r>
+              <w:t xml:space="preserve"> </w:t>
+            </w:r>
+            <w:r>
+              <w:rPr>
+                <w:bCs/>
+                <w:b/>
+              </w:rPr>
+              <w:t xml:space="preserve">Department Contact Finder</w:t>
+            </w:r>
+            <w:r>
+              <w:t xml:space="preserve"> </w:t>
+            </w:r>
+            <w:r>
+              <w:t xml:space="preserve">for named, tier-ranked contacts at a company via live web search.</w:t>
             </w:r>
           </w:p>
         </w:tc>
@@ -1596,7 +1624,7 @@
               <w:jc w:val="left"/>
             </w:pPr>
             <w:r>
-              <w:t xml:space="preserve">Prompt(s) → paste into Claude → .xlsx tracker (+ optional flat bulk-pull .xlsx)</w:t>
+              <w:t xml:space="preserve">Prompt(s) → paste into Claude → .xlsx tracker (+ optional flat bulk-pull .xlsx / department-contacts .xlsx)</w:t>
             </w:r>
           </w:p>
         </w:tc>
@@ -2652,7 +2680,7 @@
         <w:pStyle w:val="BodyText"/>
       </w:pPr>
       <w:r>
-        <w:t xml:space="preserve">One page, three linked prompts, each with its own Copy/Download buttons</w:t>
+        <w:t xml:space="preserve">One page, four linked prompts, each with its own Copy/Download buttons</w:t>
       </w:r>
       <w:r>
         <w:t xml:space="preserve"> </w:t>
@@ -2698,6 +2726,19 @@
         <w:t xml:space="preserve">Research Tracker</w:t>
       </w:r>
       <w:r>
+        <w:t xml:space="preserve">,</w:t>
+      </w:r>
+      <w:r>
+        <w:t xml:space="preserve"> </w:t>
+      </w:r>
+      <w:r>
+        <w:rPr>
+          <w:bCs/>
+          <w:b/>
+        </w:rPr>
+        <w:t xml:space="preserve">LinkedIn Contact Enrichment</w:t>
+      </w:r>
+      <w:r>
         <w:t xml:space="preserve">, and</w:t>
       </w:r>
       <w:r>
@@ -2708,34 +2749,48 @@
           <w:bCs/>
           <w:b/>
         </w:rPr>
-        <w:t xml:space="preserve">LinkedIn Contact Enrichment</w:t>
-      </w:r>
-      <w:r>
-        <w:t xml:space="preserve">. Together they</w:t>
-      </w:r>
-      <w:r>
-        <w:t xml:space="preserve"> </w:t>
-      </w:r>
-      <w:r>
-        <w:t xml:space="preserve">turn a starting point — company names you know, an industry description,</w:t>
-      </w:r>
-      <w:r>
-        <w:t xml:space="preserve"> </w:t>
-      </w:r>
-      <w:r>
-        <w:t xml:space="preserve">NAICS codes, or any combination — into ranked, researched target</w:t>
-      </w:r>
-      <w:r>
-        <w:t xml:space="preserve"> </w:t>
-      </w:r>
-      <w:r>
-        <w:t xml:space="preserve">companies. The Full Research Tracker’s output (a fully formatted Excel</w:t>
-      </w:r>
-      <w:r>
-        <w:t xml:space="preserve"> </w:t>
-      </w:r>
-      <w:r>
-        <w:t xml:space="preserve">tracker) is the foundation everything else in the funnel depends on.</w:t>
+        <w:t xml:space="preserve">Department</w:t>
+      </w:r>
+      <w:r>
+        <w:rPr>
+          <w:bCs/>
+          <w:b/>
+        </w:rPr>
+        <w:t xml:space="preserve"> </w:t>
+      </w:r>
+      <w:r>
+        <w:rPr>
+          <w:bCs/>
+          <w:b/>
+        </w:rPr>
+        <w:t xml:space="preserve">Contact Finder</w:t>
+      </w:r>
+      <w:r>
+        <w:t xml:space="preserve">. Together they turn a starting point — company names</w:t>
+      </w:r>
+      <w:r>
+        <w:t xml:space="preserve"> </w:t>
+      </w:r>
+      <w:r>
+        <w:t xml:space="preserve">you know, an industry description, NAICS codes, or any combination —</w:t>
+      </w:r>
+      <w:r>
+        <w:t xml:space="preserve"> </w:t>
+      </w:r>
+      <w:r>
+        <w:t xml:space="preserve">into ranked, researched target companies with real named contacts. The</w:t>
+      </w:r>
+      <w:r>
+        <w:t xml:space="preserve"> </w:t>
+      </w:r>
+      <w:r>
+        <w:t xml:space="preserve">Full Research Tracker’s output (a fully formatted Excel tracker) is the</w:t>
+      </w:r>
+      <w:r>
+        <w:t xml:space="preserve"> </w:t>
+      </w:r>
+      <w:r>
+        <w:t xml:space="preserve">foundation everything else in the funnel depends on.</w:t>
       </w:r>
     </w:p>
     <w:bookmarkStart w:id="36" w:name="key-sections-options-1"/>
@@ -3259,6 +3314,79 @@
         <w:t xml:space="preserve">you have a shortlist.</w:t>
       </w:r>
     </w:p>
+    <w:p>
+      <w:pPr>
+        <w:numPr>
+          <w:ilvl w:val="0"/>
+          <w:numId w:val="1007"/>
+        </w:numPr>
+      </w:pPr>
+      <w:r>
+        <w:rPr>
+          <w:bCs/>
+          <w:b/>
+        </w:rPr>
+        <w:t xml:space="preserve">Department Contact Finder:</w:t>
+      </w:r>
+      <w:r>
+        <w:t xml:space="preserve"> </w:t>
+      </w:r>
+      <w:r>
+        <w:t xml:space="preserve">the fourth prompt on the page — finds</w:t>
+      </w:r>
+      <w:r>
+        <w:t xml:space="preserve"> </w:t>
+      </w:r>
+      <w:r>
+        <w:rPr>
+          <w:iCs/>
+          <w:i/>
+        </w:rPr>
+        <w:t xml:space="preserve">named individuals</w:t>
+      </w:r>
+      <w:r>
+        <w:t xml:space="preserve"> </w:t>
+      </w:r>
+      <w:r>
+        <w:t xml:space="preserve">at a target company (15 or fewer) who work in or</w:t>
+      </w:r>
+      <w:r>
+        <w:t xml:space="preserve"> </w:t>
+      </w:r>
+      <w:r>
+        <w:t xml:space="preserve">near a role/department you specify, sourced from live web search</w:t>
+      </w:r>
+      <w:r>
+        <w:t xml:space="preserve"> </w:t>
+      </w:r>
+      <w:r>
+        <w:t xml:space="preserve">rather than your own contacts. Every result is labeled Tier 1 (Exact),</w:t>
+      </w:r>
+      <w:r>
+        <w:t xml:space="preserve"> </w:t>
+      </w:r>
+      <w:r>
+        <w:t xml:space="preserve">Tier 2 (Adjacent), or Tier 3 (Umbrella) so a loosely-related match is</w:t>
+      </w:r>
+      <w:r>
+        <w:t xml:space="preserve"> </w:t>
+      </w:r>
+      <w:r>
+        <w:t xml:space="preserve">never presented as if it’s the exact team. This is the fulfillment</w:t>
+      </w:r>
+      <w:r>
+        <w:t xml:space="preserve"> </w:t>
+      </w:r>
+      <w:r>
+        <w:t xml:space="preserve">step for the main tracker’s Key Contacts / Priority Titles column,</w:t>
+      </w:r>
+      <w:r>
+        <w:t xml:space="preserve"> </w:t>
+      </w:r>
+      <w:r>
+        <w:t xml:space="preserve">which often comes back as a placeholder rather than a real name.</w:t>
+      </w:r>
+    </w:p>
     <w:bookmarkEnd w:id="36"/>
     <w:bookmarkStart w:id="37" w:name="claude-settings-required-1"/>
     <w:p>
@@ -3355,6 +3483,30 @@
       </w:r>
       <w:r>
         <w:t xml:space="preserve">”</w:t>
+      </w:r>
+      <w:r>
+        <w:t xml:space="preserve"> </w:t>
+      </w:r>
+      <w:r>
+        <w:t xml:space="preserve">The Department Contact Finder returns a tiered table of named people —</w:t>
+      </w:r>
+      <w:r>
+        <w:t xml:space="preserve"> </w:t>
+      </w:r>
+      <w:r>
+        <w:t xml:space="preserve">Company, Name, Title, Department/Team, Match Tier, Source, and</w:t>
+      </w:r>
+      <w:r>
+        <w:t xml:space="preserve"> </w:t>
+      </w:r>
+      <w:r>
+        <w:t xml:space="preserve">Confidence — laid out to paste directly back into the main tracker’s</w:t>
+      </w:r>
+      <w:r>
+        <w:t xml:space="preserve"> </w:t>
+      </w:r>
+      <w:r>
+        <w:t xml:space="preserve">Key Contacts / Priority Titles column.</w:t>
       </w:r>
     </w:p>
     <w:bookmarkEnd w:id="38"/>
@@ -9340,7 +9492,7 @@
       <w:color w:themeColor="accent1" w:themeShade="BF" w:val="365F91"/>
     </w:rPr>
   </w:style>
-  <w:style w:type="paragraph" w:customStyle="1" w:styleId="SourceCode">
+  <w:style w:customStyle="1" w:styleId="SourceCode" w:type="paragraph">
     <w:name w:val="Source Code"/>
     <w:basedOn w:val="Normal"/>
     <w:link w:val="VerbatimChar"/>
@@ -9348,7 +9500,7 @@
       <w:wordWrap w:val="off"/>
     </w:pPr>
   </w:style>
-  <w:style w:type="character" w:customStyle="1" w:styleId="KeywordTok">
+  <w:style w:customStyle="1" w:styleId="KeywordTok" w:type="character">
     <w:name w:val="KeywordTok"/>
     <w:basedOn w:val="VerbatimChar"/>
     <w:rPr>
@@ -9356,77 +9508,77 @@
       <w:b/>
     </w:rPr>
   </w:style>
-  <w:style w:type="character" w:customStyle="1" w:styleId="DataTypeTok">
+  <w:style w:customStyle="1" w:styleId="DataTypeTok" w:type="character">
     <w:name w:val="DataTypeTok"/>
     <w:basedOn w:val="VerbatimChar"/>
     <w:rPr>
       <w:color w:val="902000"/>
     </w:rPr>
   </w:style>
-  <w:style w:type="character" w:customStyle="1" w:styleId="DecValTok">
+  <w:style w:customStyle="1" w:styleId="DecValTok" w:type="character">
     <w:name w:val="DecValTok"/>
     <w:basedOn w:val="VerbatimChar"/>
     <w:rPr>
       <w:color w:val="40a070"/>
     </w:rPr>
   </w:style>
-  <w:style w:type="character" w:customStyle="1" w:styleId="BaseNTok">
+  <w:style w:customStyle="1" w:styleId="BaseNTok" w:type="character">
     <w:name w:val="BaseNTok"/>
     <w:basedOn w:val="VerbatimChar"/>
     <w:rPr>
       <w:color w:val="40a070"/>
     </w:rPr>
   </w:style>
-  <w:style w:type="character" w:customStyle="1" w:styleId="FloatTok">
+  <w:style w:customStyle="1" w:styleId="FloatTok" w:type="character">
     <w:name w:val="FloatTok"/>
     <w:basedOn w:val="VerbatimChar"/>
     <w:rPr>
       <w:color w:val="40a070"/>
     </w:rPr>
   </w:style>
-  <w:style w:type="character" w:customStyle="1" w:styleId="ConstantTok">
+  <w:style w:customStyle="1" w:styleId="ConstantTok" w:type="character">
     <w:name w:val="ConstantTok"/>
     <w:basedOn w:val="VerbatimChar"/>
     <w:rPr>
       <w:color w:val="880000"/>
     </w:rPr>
   </w:style>
-  <w:style w:type="character" w:customStyle="1" w:styleId="CharTok">
+  <w:style w:customStyle="1" w:styleId="CharTok" w:type="character">
     <w:name w:val="CharTok"/>
     <w:basedOn w:val="VerbatimChar"/>
     <w:rPr>
       <w:color w:val="4070a0"/>
     </w:rPr>
   </w:style>
-  <w:style w:type="character" w:customStyle="1" w:styleId="SpecialCharTok">
+  <w:style w:customStyle="1" w:styleId="SpecialCharTok" w:type="character">
     <w:name w:val="SpecialCharTok"/>
     <w:basedOn w:val="VerbatimChar"/>
     <w:rPr>
       <w:color w:val="4070a0"/>
     </w:rPr>
   </w:style>
-  <w:style w:type="character" w:customStyle="1" w:styleId="StringTok">
+  <w:style w:customStyle="1" w:styleId="StringTok" w:type="character">
     <w:name w:val="StringTok"/>
     <w:basedOn w:val="VerbatimChar"/>
     <w:rPr>
       <w:color w:val="4070a0"/>
     </w:rPr>
   </w:style>
-  <w:style w:type="character" w:customStyle="1" w:styleId="VerbatimStringTok">
+  <w:style w:customStyle="1" w:styleId="VerbatimStringTok" w:type="character">
     <w:name w:val="VerbatimStringTok"/>
     <w:basedOn w:val="VerbatimChar"/>
     <w:rPr>
       <w:color w:val="4070a0"/>
     </w:rPr>
   </w:style>
-  <w:style w:type="character" w:customStyle="1" w:styleId="SpecialStringTok">
+  <w:style w:customStyle="1" w:styleId="SpecialStringTok" w:type="character">
     <w:name w:val="SpecialStringTok"/>
     <w:basedOn w:val="VerbatimChar"/>
     <w:rPr>
       <w:color w:val="bb6688"/>
     </w:rPr>
   </w:style>
-  <w:style w:type="character" w:customStyle="1" w:styleId="ImportTok">
+  <w:style w:customStyle="1" w:styleId="ImportTok" w:type="character">
     <w:name w:val="ImportTok"/>
     <w:basedOn w:val="VerbatimChar"/>
     <w:rPr>
@@ -9434,7 +9586,7 @@
       <w:b/>
     </w:rPr>
   </w:style>
-  <w:style w:type="character" w:customStyle="1" w:styleId="CommentTok">
+  <w:style w:customStyle="1" w:styleId="CommentTok" w:type="character">
     <w:name w:val="CommentTok"/>
     <w:basedOn w:val="VerbatimChar"/>
     <w:rPr>
@@ -9442,7 +9594,7 @@
       <w:i/>
     </w:rPr>
   </w:style>
-  <w:style w:type="character" w:customStyle="1" w:styleId="DocumentationTok">
+  <w:style w:customStyle="1" w:styleId="DocumentationTok" w:type="character">
     <w:name w:val="DocumentationTok"/>
     <w:basedOn w:val="VerbatimChar"/>
     <w:rPr>
@@ -9450,7 +9602,7 @@
       <w:i/>
     </w:rPr>
   </w:style>
-  <w:style w:type="character" w:customStyle="1" w:styleId="AnnotationTok">
+  <w:style w:customStyle="1" w:styleId="AnnotationTok" w:type="character">
     <w:name w:val="AnnotationTok"/>
     <w:basedOn w:val="VerbatimChar"/>
     <w:rPr>
@@ -9459,7 +9611,7 @@
       <w:i/>
     </w:rPr>
   </w:style>
-  <w:style w:type="character" w:customStyle="1" w:styleId="CommentVarTok">
+  <w:style w:customStyle="1" w:styleId="CommentVarTok" w:type="character">
     <w:name w:val="CommentVarTok"/>
     <w:basedOn w:val="VerbatimChar"/>
     <w:rPr>
@@ -9468,28 +9620,28 @@
       <w:i/>
     </w:rPr>
   </w:style>
-  <w:style w:type="character" w:customStyle="1" w:styleId="OtherTok">
+  <w:style w:customStyle="1" w:styleId="OtherTok" w:type="character">
     <w:name w:val="OtherTok"/>
     <w:basedOn w:val="VerbatimChar"/>
     <w:rPr>
       <w:color w:val="007020"/>
     </w:rPr>
   </w:style>
-  <w:style w:type="character" w:customStyle="1" w:styleId="FunctionTok">
+  <w:style w:customStyle="1" w:styleId="FunctionTok" w:type="character">
     <w:name w:val="FunctionTok"/>
     <w:basedOn w:val="VerbatimChar"/>
     <w:rPr>
       <w:color w:val="06287e"/>
     </w:rPr>
   </w:style>
-  <w:style w:type="character" w:customStyle="1" w:styleId="VariableTok">
+  <w:style w:customStyle="1" w:styleId="VariableTok" w:type="character">
     <w:name w:val="VariableTok"/>
     <w:basedOn w:val="VerbatimChar"/>
     <w:rPr>
       <w:color w:val="19177c"/>
     </w:rPr>
   </w:style>
-  <w:style w:type="character" w:customStyle="1" w:styleId="ControlFlowTok">
+  <w:style w:customStyle="1" w:styleId="ControlFlowTok" w:type="character">
     <w:name w:val="ControlFlowTok"/>
     <w:basedOn w:val="VerbatimChar"/>
     <w:rPr>
@@ -9497,45 +9649,45 @@
       <w:b/>
     </w:rPr>
   </w:style>
-  <w:style w:type="character" w:customStyle="1" w:styleId="OperatorTok">
+  <w:style w:customStyle="1" w:styleId="OperatorTok" w:type="character">
     <w:name w:val="OperatorTok"/>
     <w:basedOn w:val="VerbatimChar"/>
     <w:rPr>
       <w:color w:val="666666"/>
     </w:rPr>
   </w:style>
-  <w:style w:type="character" w:customStyle="1" w:styleId="BuiltInTok">
+  <w:style w:customStyle="1" w:styleId="BuiltInTok" w:type="character">
     <w:name w:val="BuiltInTok"/>
     <w:basedOn w:val="VerbatimChar"/>
     <w:rPr>
       <w:color w:val="008000"/>
     </w:rPr>
   </w:style>
-  <w:style w:type="character" w:customStyle="1" w:styleId="ExtensionTok">
+  <w:style w:customStyle="1" w:styleId="ExtensionTok" w:type="character">
     <w:name w:val="ExtensionTok"/>
     <w:basedOn w:val="VerbatimChar"/>
     <w:rPr/>
   </w:style>
-  <w:style w:type="character" w:customStyle="1" w:styleId="PreprocessorTok">
+  <w:style w:customStyle="1" w:styleId="PreprocessorTok" w:type="character">
     <w:name w:val="PreprocessorTok"/>
     <w:basedOn w:val="VerbatimChar"/>
     <w:rPr>
       <w:color w:val="bc7a00"/>
     </w:rPr>
   </w:style>
-  <w:style w:type="character" w:customStyle="1" w:styleId="AttributeTok">
+  <w:style w:customStyle="1" w:styleId="AttributeTok" w:type="character">
     <w:name w:val="AttributeTok"/>
     <w:basedOn w:val="VerbatimChar"/>
     <w:rPr>
       <w:color w:val="7d9029"/>
     </w:rPr>
   </w:style>
-  <w:style w:type="character" w:customStyle="1" w:styleId="RegionMarkerTok">
+  <w:style w:customStyle="1" w:styleId="RegionMarkerTok" w:type="character">
     <w:name w:val="RegionMarkerTok"/>
     <w:basedOn w:val="VerbatimChar"/>
     <w:rPr/>
   </w:style>
-  <w:style w:type="character" w:customStyle="1" w:styleId="InformationTok">
+  <w:style w:customStyle="1" w:styleId="InformationTok" w:type="character">
     <w:name w:val="InformationTok"/>
     <w:basedOn w:val="VerbatimChar"/>
     <w:rPr>
@@ -9544,7 +9696,7 @@
       <w:i/>
     </w:rPr>
   </w:style>
-  <w:style w:type="character" w:customStyle="1" w:styleId="WarningTok">
+  <w:style w:customStyle="1" w:styleId="WarningTok" w:type="character">
     <w:name w:val="WarningTok"/>
     <w:basedOn w:val="VerbatimChar"/>
     <w:rPr>
@@ -9553,7 +9705,7 @@
       <w:i/>
     </w:rPr>
   </w:style>
-  <w:style w:type="character" w:customStyle="1" w:styleId="AlertTok">
+  <w:style w:customStyle="1" w:styleId="AlertTok" w:type="character">
     <w:name w:val="AlertTok"/>
     <w:basedOn w:val="VerbatimChar"/>
     <w:rPr>
@@ -9561,7 +9713,7 @@
       <w:b/>
     </w:rPr>
   </w:style>
-  <w:style w:type="character" w:customStyle="1" w:styleId="ErrorTok">
+  <w:style w:customStyle="1" w:styleId="ErrorTok" w:type="character">
     <w:name w:val="ErrorTok"/>
     <w:basedOn w:val="VerbatimChar"/>
     <w:rPr>
@@ -9569,7 +9721,7 @@
       <w:b/>
     </w:rPr>
   </w:style>
-  <w:style w:type="character" w:customStyle="1" w:styleId="NormalTok">
+  <w:style w:customStyle="1" w:styleId="NormalTok" w:type="character">
     <w:name w:val="NormalTok"/>
     <w:basedOn w:val="VerbatimChar"/>
     <w:rPr/>

--- a/Job-Hunting-Tool-Suite.docx
+++ b/Job-Hunting-Tool-Suite.docx
@@ -178,7 +178,19 @@
         <w:t xml:space="preserve"> </w:t>
       </w:r>
       <w:r>
-        <w:t xml:space="preserve">Department Contact Finder step)</w:t>
+        <w:t xml:space="preserve">Department Contact Finder step; Interview Prep Guide Builder section</w:t>
+      </w:r>
+      <w:r>
+        <w:t xml:space="preserve"> </w:t>
+      </w:r>
+      <w:r>
+        <w:t xml:space="preserve">updated September 1, 2026 to add the Candidate SWOT Analysis and the</w:t>
+      </w:r>
+      <w:r>
+        <w:t xml:space="preserve"> </w:t>
+      </w:r>
+      <w:r>
+        <w:t xml:space="preserve">optional STAR Stories field)</w:t>
       </w:r>
     </w:p>
     <w:p>
@@ -1876,7 +1888,7 @@
               <w:jc w:val="left"/>
             </w:pPr>
             <w:r>
-              <w:t xml:space="preserve">Three modes — Recruiter Screen, Hiring Manager Interview, General/Other — each with genuinely different fields and content, not just a depth adjustment. Builds a real, grounded prep guide from your resume and the job description, including honest Objection Reframing for any concerns you name; never writes your actual behavioral stories or invents detail about a named interviewer.</w:t>
+              <w:t xml:space="preserve">Three modes — Recruiter Screen, Hiring Manager Interview, General/Other — each with genuinely different fields and content, not just a depth adjustment. Builds a real, grounded prep guide from your resume and the job description, including honest Objection Reframing for any concerns you name and a Candidate SWOT Analysis with weakness-mitigation talking points (Hiring Manager and General/Other modes); never writes your actual behavioral stories or invents detail about a named interviewer — will use your own STAR Stories as-given if you provide them.</w:t>
             </w:r>
           </w:p>
         </w:tc>
@@ -5823,7 +5835,13 @@
         <w:t xml:space="preserve"> </w:t>
       </w:r>
       <w:r>
-        <w:t xml:space="preserve">gap map, objection reframing, interviewer research, a video-call</w:t>
+        <w:t xml:space="preserve">gap map, objection reframing, interviewer research, a Candidate SWOT</w:t>
+      </w:r>
+      <w:r>
+        <w:t xml:space="preserve"> </w:t>
+      </w:r>
+      <w:r>
+        <w:t xml:space="preserve">Analysis with honest weakness-mitigation talking points, a video-call</w:t>
       </w:r>
       <w:r>
         <w:t xml:space="preserve"> </w:t>
@@ -5863,13 +5881,13 @@
         <w:t xml:space="preserve"> </w:t>
       </w:r>
       <w:r>
-        <w:t xml:space="preserve">objection reframing — as a fallback for technical rounds, panels, and</w:t>
-      </w:r>
-      <w:r>
-        <w:t xml:space="preserve"> </w:t>
-      </w:r>
-      <w:r>
-        <w:t xml:space="preserve">final rounds).</w:t>
+        <w:t xml:space="preserve">objection reframing and the same Candidate SWOT Analysis — as a</w:t>
+      </w:r>
+      <w:r>
+        <w:t xml:space="preserve"> </w:t>
+      </w:r>
+      <w:r>
+        <w:t xml:space="preserve">fallback for technical rounds, panels, and final rounds).</w:t>
       </w:r>
     </w:p>
     <w:p>
@@ -5933,6 +5951,77 @@
       </w:r>
       <w:r>
         <w:t xml:space="preserve">inventing your situation.</w:t>
+      </w:r>
+    </w:p>
+    <w:p>
+      <w:pPr>
+        <w:numPr>
+          <w:ilvl w:val="0"/>
+          <w:numId w:val="1021"/>
+        </w:numPr>
+      </w:pPr>
+      <w:r>
+        <w:rPr>
+          <w:bCs/>
+          <w:b/>
+        </w:rPr>
+        <w:t xml:space="preserve">Optional STAR Stories field (Hiring Manager and General/Other</w:t>
+      </w:r>
+      <w:r>
+        <w:rPr>
+          <w:bCs/>
+          <w:b/>
+        </w:rPr>
+        <w:t xml:space="preserve"> </w:t>
+      </w:r>
+      <w:r>
+        <w:rPr>
+          <w:bCs/>
+          <w:b/>
+        </w:rPr>
+        <w:t xml:space="preserve">modes):</w:t>
+      </w:r>
+      <w:r>
+        <w:t xml:space="preserve"> </w:t>
+      </w:r>
+      <w:r>
+        <w:t xml:space="preserve">write your own Situation/Task/Action/Result for up to 3</w:t>
+      </w:r>
+      <w:r>
+        <w:t xml:space="preserve"> </w:t>
+      </w:r>
+      <w:r>
+        <w:t xml:space="preserve">stories if you already know which ones you want to use. The guide</w:t>
+      </w:r>
+      <w:r>
+        <w:t xml:space="preserve"> </w:t>
+      </w:r>
+      <w:r>
+        <w:t xml:space="preserve">uses them exactly as written instead of just pointing you to a resume</w:t>
+      </w:r>
+      <w:r>
+        <w:t xml:space="preserve"> </w:t>
+      </w:r>
+      <w:r>
+        <w:t xml:space="preserve">bullet, filling any remaining slot up to 3-4 the usual way. Leave all</w:t>
+      </w:r>
+      <w:r>
+        <w:t xml:space="preserve"> </w:t>
+      </w:r>
+      <w:r>
+        <w:t xml:space="preserve">three blank and nothing changes — same fallback as before. Not shown</w:t>
+      </w:r>
+      <w:r>
+        <w:t xml:space="preserve"> </w:t>
+      </w:r>
+      <w:r>
+        <w:t xml:space="preserve">in Recruiter Screen mode, which doesn’t use behavioral-style</w:t>
+      </w:r>
+      <w:r>
+        <w:t xml:space="preserve"> </w:t>
+      </w:r>
+      <w:r>
+        <w:t xml:space="preserve">questions.</w:t>
       </w:r>
     </w:p>
     <w:p>
@@ -6088,37 +6177,49 @@
         <w:t xml:space="preserve"> </w:t>
       </w:r>
       <w:r>
-        <w:t xml:space="preserve">For behavioral questions, the guide</w:t>
-      </w:r>
-      <w:r>
-        <w:t xml:space="preserve"> </w:t>
-      </w:r>
-      <w:r>
-        <w:t xml:space="preserve">points you to the specific resume bullet that’s your strongest match</w:t>
-      </w:r>
-      <w:r>
-        <w:t xml:space="preserve"> </w:t>
-      </w:r>
-      <w:r>
-        <w:t xml:space="preserve">and prompts STAR structure — it does not write the story for you.</w:t>
-      </w:r>
-      <w:r>
-        <w:t xml:space="preserve"> </w:t>
-      </w:r>
-      <w:r>
-        <w:t xml:space="preserve">Claude doesn’t know what actually happened in your work beyond what</w:t>
-      </w:r>
-      <w:r>
-        <w:t xml:space="preserve"> </w:t>
-      </w:r>
-      <w:r>
-        <w:t xml:space="preserve">your resume states, and inventing specifics risks putting words in</w:t>
-      </w:r>
-      <w:r>
-        <w:t xml:space="preserve"> </w:t>
-      </w:r>
-      <w:r>
-        <w:t xml:space="preserve">your mouth you’d have to walk back live.</w:t>
+        <w:t xml:space="preserve">If you filled in the optional STAR</w:t>
+      </w:r>
+      <w:r>
+        <w:t xml:space="preserve"> </w:t>
+      </w:r>
+      <w:r>
+        <w:t xml:space="preserve">Stories field, the guide uses those stories exactly as you wrote them</w:t>
+      </w:r>
+      <w:r>
+        <w:t xml:space="preserve"> </w:t>
+      </w:r>
+      <w:r>
+        <w:t xml:space="preserve">and never embellishes them. Where a slot is unfilled, it points you to</w:t>
+      </w:r>
+      <w:r>
+        <w:t xml:space="preserve"> </w:t>
+      </w:r>
+      <w:r>
+        <w:t xml:space="preserve">the specific resume bullet that’s your strongest match and prompts</w:t>
+      </w:r>
+      <w:r>
+        <w:t xml:space="preserve"> </w:t>
+      </w:r>
+      <w:r>
+        <w:t xml:space="preserve">STAR structure — it does not write the story for you. Claude doesn’t</w:t>
+      </w:r>
+      <w:r>
+        <w:t xml:space="preserve"> </w:t>
+      </w:r>
+      <w:r>
+        <w:t xml:space="preserve">know what actually happened in your work beyond what your resume</w:t>
+      </w:r>
+      <w:r>
+        <w:t xml:space="preserve"> </w:t>
+      </w:r>
+      <w:r>
+        <w:t xml:space="preserve">states (or what you wrote yourself), and inventing specifics risks</w:t>
+      </w:r>
+      <w:r>
+        <w:t xml:space="preserve"> </w:t>
+      </w:r>
+      <w:r>
+        <w:t xml:space="preserve">putting words in your mouth you’d have to walk back live.</w:t>
       </w:r>
     </w:p>
     <w:p>
@@ -6158,6 +6259,51 @@
       </w:r>
       <w:r>
         <w:t xml:space="preserve">interests to seem more personalized.</w:t>
+      </w:r>
+    </w:p>
+    <w:p>
+      <w:pPr>
+        <w:numPr>
+          <w:ilvl w:val="0"/>
+          <w:numId w:val="1023"/>
+        </w:numPr>
+      </w:pPr>
+      <w:r>
+        <w:rPr>
+          <w:bCs/>
+          <w:b/>
+        </w:rPr>
+        <w:t xml:space="preserve">SWOT weaknesses stay honest.</w:t>
+      </w:r>
+      <w:r>
+        <w:t xml:space="preserve"> </w:t>
+      </w:r>
+      <w:r>
+        <w:t xml:space="preserve">In Hiring Manager and General/Other</w:t>
+      </w:r>
+      <w:r>
+        <w:t xml:space="preserve"> </w:t>
+      </w:r>
+      <w:r>
+        <w:t xml:space="preserve">modes, a real weakness in the Candidate SWOT Analysis is never</w:t>
+      </w:r>
+      <w:r>
+        <w:t xml:space="preserve"> </w:t>
+      </w:r>
+      <w:r>
+        <w:t xml:space="preserve">softened into a non-weakness, and its mitigation talking point is</w:t>
+      </w:r>
+      <w:r>
+        <w:t xml:space="preserve"> </w:t>
+      </w:r>
+      <w:r>
+        <w:t xml:space="preserve">never a fabricated accomplishment used to explain the gap away — same</w:t>
+      </w:r>
+      <w:r>
+        <w:t xml:space="preserve"> </w:t>
+      </w:r>
+      <w:r>
+        <w:t xml:space="preserve">standard as Objection Reframing.</w:t>
       </w:r>
     </w:p>
     <w:p>

--- a/Job-Hunting-Tool-Suite.docx
+++ b/Job-Hunting-Tool-Suite.docx
@@ -1025,7 +1025,7 @@
               <w:jc w:val="left"/>
             </w:pPr>
             <w:r>
-              <w:t xml:space="preserve">Any tool where you choose an Excel or Word document output (Target Company Prompt Builder, Resume &amp; Cover Letter Tailoring, Outreach Message Builder, Interview Prep Guide Builder, Salary Negotiator), plus LinkedIn Article Share Builder if artwork generation is on, plus LinkedIn Profile Builder if the profile banner images are on or if Downloadable Word document output is chosen</w:t>
+              <w:t xml:space="preserve">Any tool where you choose an Excel or Word document output (Target Company Prompt Builder, Resume &amp; Cover Letter Tailoring, Outreach Message Builder, Interview Prep Guide Builder, Salary Negotiator, Career Path Discovery Prompt Builder if Word document output is chosen), plus LinkedIn Article Share Builder if artwork generation is on or if Downloadable Word document output is chosen, plus LinkedIn Profile Builder if the profile banner images are on or if Downloadable Word document output is chosen</w:t>
             </w:r>
           </w:p>
         </w:tc>
@@ -1494,7 +1494,7 @@
               <w:jc w:val="left"/>
             </w:pPr>
             <w:r>
-              <w:t xml:space="preserve">Optional, for when you’re not sure what to target yet. Analyzes your real career background like a strategist and executive recruiter would, and surfaces 8-12 realistic alternative paths — ranked on transferability, credibility, comp potential, and more — pointing you to Step 1 once you’ve picked one.</w:t>
+              <w:t xml:space="preserve">Optional, for when you’re not sure what to target yet. Analyzes your real career background like a strategist and executive recruiter would, and surfaces alternative paths (1-4 by default, adjustable) — ranked on transferability, credibility, comp potential, and more — pointing you to Step 1 once you’ve picked one.</w:t>
             </w:r>
           </w:p>
         </w:tc>
@@ -1506,7 +1506,7 @@
               <w:jc w:val="left"/>
             </w:pPr>
             <w:r>
-              <w:t xml:space="preserve">Prompt → paste into Claude → ranked paths (chat only, no file)</w:t>
+              <w:t xml:space="preserve">Prompt → paste into Claude → ranked paths (chat, or downloadable Word doc)</w:t>
             </w:r>
           </w:p>
         </w:tc>
@@ -2086,7 +2086,7 @@
               <w:jc w:val="left"/>
             </w:pPr>
             <w:r>
-              <w:t xml:space="preserve">Finds the 5 most on-brand, recent, real articles — ranked automatically — drafts the post for whichever you pick, and optionally builds matching artwork.</w:t>
+              <w:t xml:space="preserve">Finds the top 3 most on-brand, recent, real articles — ranked automatically — and drafts two genuinely different posts for each (an Informational Share and a Position/Stance take), so you choose between 6 real drafts, not one. Optionally builds matching artwork for whichever you pick.</w:t>
             </w:r>
           </w:p>
         </w:tc>
@@ -2098,7 +2098,7 @@
               <w:jc w:val="left"/>
             </w:pPr>
             <w:r>
-              <w:t xml:space="preserve">Prompt → paste into Claude → post copy (+ optional .png)</w:t>
+              <w:t xml:space="preserve">Prompt → paste into Claude → 6 drafts in one response (table or .docx), + optional .png</w:t>
             </w:r>
           </w:p>
         </w:tc>
@@ -2110,7 +2110,7 @@
               <w:jc w:val="left"/>
             </w:pPr>
             <w:r>
-              <w:t xml:space="preserve">Web search (required); Code execution if artwork is on</w:t>
+              <w:t xml:space="preserve">Web search (required); Code execution if artwork is on or Word document output is chosen</w:t>
             </w:r>
           </w:p>
         </w:tc>
@@ -2389,7 +2389,13 @@
         <w:t xml:space="preserve"> </w:t>
       </w:r>
       <w:r>
-        <w:t xml:space="preserve">how many paths to surface (8–12 by default),</w:t>
+        <w:t xml:space="preserve">how many paths to surface (1–4 by</w:t>
+      </w:r>
+      <w:r>
+        <w:t xml:space="preserve"> </w:t>
+      </w:r>
+      <w:r>
+        <w:t xml:space="preserve">default — the tool’s own hint suggests 8–12 as a deeper alternative),</w:t>
       </w:r>
       <w:r>
         <w:t xml:space="preserve"> </w:t>
@@ -2431,7 +2437,13 @@
         <w:t xml:space="preserve"> </w:t>
       </w:r>
       <w:r>
-        <w:t xml:space="preserve">summary, and next-step routing to the rest of the suite.</w:t>
+        <w:t xml:space="preserve">summary, and next-step routing to the rest of the suite. Output format</w:t>
+      </w:r>
+      <w:r>
+        <w:t xml:space="preserve"> </w:t>
+      </w:r>
+      <w:r>
+        <w:t xml:space="preserve">defaults to chat text; a downloadable Word document is available too.</w:t>
       </w:r>
     </w:p>
     <w:bookmarkEnd w:id="28"/>
@@ -2469,13 +2481,19 @@
         </w:numPr>
       </w:pPr>
       <w:r>
-        <w:t xml:space="preserve">Code execution and file creation — not needed; this tool’s output is</w:t>
-      </w:r>
-      <w:r>
-        <w:t xml:space="preserve"> </w:t>
-      </w:r>
-      <w:r>
-        <w:t xml:space="preserve">chat text only, no downloadable file</w:t>
+        <w:t xml:space="preserve">Code execution and file creation — only needed if you choose the</w:t>
+      </w:r>
+      <w:r>
+        <w:t xml:space="preserve"> </w:t>
+      </w:r>
+      <w:r>
+        <w:t xml:space="preserve">downloadable Word document output; the default chat-text output</w:t>
+      </w:r>
+      <w:r>
+        <w:t xml:space="preserve"> </w:t>
+      </w:r>
+      <w:r>
+        <w:t xml:space="preserve">doesn’t require it</w:t>
       </w:r>
     </w:p>
     <w:bookmarkEnd w:id="29"/>
@@ -2499,19 +2517,25 @@
         <w:t xml:space="preserve"> </w:t>
       </w:r>
       <w:r>
-        <w:t xml:space="preserve">your pasted background, 8–12 alternative career paths (mixing adjacent</w:t>
-      </w:r>
-      <w:r>
-        <w:t xml:space="preserve"> </w:t>
-      </w:r>
-      <w:r>
-        <w:t xml:space="preserve">moves, less-obvious transferable roles, leadership and IC options, and</w:t>
-      </w:r>
-      <w:r>
-        <w:t xml:space="preserve"> </w:t>
-      </w:r>
-      <w:r>
-        <w:t xml:space="preserve">paths outside your current industry unless restricted), and — depending</w:t>
+        <w:t xml:space="preserve">your pasted background, alternative career paths (1–4 by default,</w:t>
+      </w:r>
+      <w:r>
+        <w:t xml:space="preserve"> </w:t>
+      </w:r>
+      <w:r>
+        <w:t xml:space="preserve">adjustable — mixing adjacent moves, less-obvious transferable roles,</w:t>
+      </w:r>
+      <w:r>
+        <w:t xml:space="preserve"> </w:t>
+      </w:r>
+      <w:r>
+        <w:t xml:space="preserve">leadership and IC options, and paths outside your current industry</w:t>
+      </w:r>
+      <w:r>
+        <w:t xml:space="preserve"> </w:t>
+      </w:r>
+      <w:r>
+        <w:t xml:space="preserve">unless restricted), and — depending</w:t>
       </w:r>
       <w:r>
         <w:t xml:space="preserve"> </w:t>
@@ -7712,25 +7736,50 @@
         <w:pStyle w:val="BodyText"/>
       </w:pPr>
       <w:r>
-        <w:t xml:space="preserve">Finds the 5 most on-brand, recent, real articles worth sharing — ranked</w:t>
-      </w:r>
-      <w:r>
-        <w:t xml:space="preserve"> </w:t>
-      </w:r>
-      <w:r>
-        <w:t xml:space="preserve">automatically against your actual brand keywords — then drafts the post</w:t>
-      </w:r>
-      <w:r>
-        <w:t xml:space="preserve"> </w:t>
-      </w:r>
-      <w:r>
-        <w:t xml:space="preserve">for whichever one you pick, and optionally builds matching artwork.</w:t>
-      </w:r>
-      <w:r>
-        <w:t xml:space="preserve"> </w:t>
-      </w:r>
-      <w:r>
-        <w:t xml:space="preserve">Useful whether or not you’re actively job hunting.</w:t>
+        <w:t xml:space="preserve">Finds the top 3 most on-brand, recent, real articles worth sharing —</w:t>
+      </w:r>
+      <w:r>
+        <w:t xml:space="preserve"> </w:t>
+      </w:r>
+      <w:r>
+        <w:t xml:space="preserve">ranked automatically against your actual brand keywords — then drafts</w:t>
+      </w:r>
+      <w:r>
+        <w:t xml:space="preserve"> </w:t>
+      </w:r>
+      <w:r>
+        <w:rPr>
+          <w:bCs/>
+          <w:b/>
+        </w:rPr>
+        <w:t xml:space="preserve">two genuinely different posts for each</w:t>
+      </w:r>
+      <w:r>
+        <w:t xml:space="preserve">: an Informational Share and a</w:t>
+      </w:r>
+      <w:r>
+        <w:t xml:space="preserve"> </w:t>
+      </w:r>
+      <w:r>
+        <w:t xml:space="preserve">Position/Stance take. That’s 6 fully drafted posts in one response, so</w:t>
+      </w:r>
+      <w:r>
+        <w:t xml:space="preserve"> </w:t>
+      </w:r>
+      <w:r>
+        <w:t xml:space="preserve">you’re choosing between real options rather than approving one draft.</w:t>
+      </w:r>
+      <w:r>
+        <w:t xml:space="preserve"> </w:t>
+      </w:r>
+      <w:r>
+        <w:t xml:space="preserve">Optionally builds matching artwork for whichever one you pick. Useful</w:t>
+      </w:r>
+      <w:r>
+        <w:t xml:space="preserve"> </w:t>
+      </w:r>
+      <w:r>
+        <w:t xml:space="preserve">whether or not you’re actively job hunting.</w:t>
       </w:r>
     </w:p>
     <w:bookmarkStart w:id="87" w:name="key-sections-options-8"/>
@@ -7831,13 +7880,25 @@
         <w:t xml:space="preserve"> </w:t>
       </w:r>
       <w:r>
-        <w:t xml:space="preserve">audience, source guidance, and what you’ve already covered recently so</w:t>
-      </w:r>
-      <w:r>
-        <w:t xml:space="preserve"> </w:t>
-      </w:r>
-      <w:r>
-        <w:t xml:space="preserve">the run doesn’t repeat itself.</w:t>
+        <w:t xml:space="preserve">audience, source guidance, what you’ve already covered recently so the</w:t>
+      </w:r>
+      <w:r>
+        <w:t xml:space="preserve"> </w:t>
+      </w:r>
+      <w:r>
+        <w:t xml:space="preserve">run doesn’t repeat itself, and optional ongoing themes you’re building</w:t>
+      </w:r>
+      <w:r>
+        <w:t xml:space="preserve"> </w:t>
+      </w:r>
+      <w:r>
+        <w:t xml:space="preserve">a position on — thought leadership compounds across posts connected to</w:t>
+      </w:r>
+      <w:r>
+        <w:t xml:space="preserve"> </w:t>
+      </w:r>
+      <w:r>
+        <w:t xml:space="preserve">a few recognizable throughlines, not one-off reactions.</w:t>
       </w:r>
     </w:p>
     <w:p>
@@ -7858,13 +7919,13 @@
         <w:t xml:space="preserve"> </w:t>
       </w:r>
       <w:r>
-        <w:t xml:space="preserve">set once and reused every time — your name,</w:t>
-      </w:r>
-      <w:r>
-        <w:t xml:space="preserve"> </w:t>
-      </w:r>
-      <w:r>
-        <w:t xml:space="preserve">tagline, and an optional eyebrow line (defaults to</w:t>
+        <w:t xml:space="preserve">name, tagline, and an optional eyebrow line</w:t>
+      </w:r>
+      <w:r>
+        <w:t xml:space="preserve"> </w:t>
+      </w:r>
+      <w:r>
+        <w:t xml:space="preserve">(defaults to</w:t>
       </w:r>
       <w:r>
         <w:t xml:space="preserve"> </w:t>
@@ -7873,19 +7934,68 @@
         <w:t xml:space="preserve">“</w:t>
       </w:r>
       <w:r>
-        <w:t xml:space="preserve">WORTH YOUR</w:t>
-      </w:r>
-      <w:r>
-        <w:t xml:space="preserve"> </w:t>
-      </w:r>
-      <w:r>
-        <w:t xml:space="preserve">ATTENTION</w:t>
+        <w:t xml:space="preserve">WORTH YOUR ATTENTION</w:t>
       </w:r>
       <w:r>
         <w:t xml:space="preserve">”</w:t>
       </w:r>
       <w:r>
-        <w:t xml:space="preserve">).</w:t>
+        <w:t xml:space="preserve">) feed the artwork and post</w:t>
+      </w:r>
+      <w:r>
+        <w:t xml:space="preserve"> </w:t>
+      </w:r>
+      <w:r>
+        <w:t xml:space="preserve">signature. An optional background/expertise field grounds the</w:t>
+      </w:r>
+      <w:r>
+        <w:t xml:space="preserve"> </w:t>
+      </w:r>
+      <w:r>
+        <w:t xml:space="preserve">Position/Stance variant in something real. None of this is remembered</w:t>
+      </w:r>
+      <w:r>
+        <w:t xml:space="preserve"> </w:t>
+      </w:r>
+      <w:r>
+        <w:t xml:space="preserve">automatically — closing the tab clears it like every other field — so</w:t>
+      </w:r>
+      <w:r>
+        <w:t xml:space="preserve"> </w:t>
+      </w:r>
+      <w:r>
+        <w:t xml:space="preserve">use the</w:t>
+      </w:r>
+      <w:r>
+        <w:t xml:space="preserve"> </w:t>
+      </w:r>
+      <w:r>
+        <w:rPr>
+          <w:bCs/>
+          <w:b/>
+        </w:rPr>
+        <w:t xml:space="preserve">Save/Load brand identity</w:t>
+      </w:r>
+      <w:r>
+        <w:t xml:space="preserve"> </w:t>
+      </w:r>
+      <w:r>
+        <w:t xml:space="preserve">buttons to keep a small</w:t>
+      </w:r>
+      <w:r>
+        <w:t xml:space="preserve"> </w:t>
+      </w:r>
+      <w:r>
+        <w:rPr>
+          <w:rStyle w:val="VerbatimChar"/>
+        </w:rPr>
+        <w:t xml:space="preserve">.json</w:t>
+      </w:r>
+      <w:r>
+        <w:t xml:space="preserve"> </w:t>
+      </w:r>
+      <w:r>
+        <w:t xml:space="preserve">file with these fields instead of retyping them each time.</w:t>
       </w:r>
     </w:p>
     <w:p>
@@ -7906,37 +8016,73 @@
         <w:t xml:space="preserve"> </w:t>
       </w:r>
       <w:r>
-        <w:t xml:space="preserve">generate artwork (a 1200×630 .png built with Python’s</w:t>
-      </w:r>
-      <w:r>
-        <w:t xml:space="preserve"> </w:t>
-      </w:r>
-      <w:r>
-        <w:t xml:space="preserve">Pillow library, matching a consistent visual template — Claude-only,</w:t>
-      </w:r>
-      <w:r>
-        <w:t xml:space="preserve"> </w:t>
-      </w:r>
-      <w:r>
-        <w:t xml:space="preserve">since most other AI tools have no equivalent way to execute this from</w:t>
-      </w:r>
-      <w:r>
-        <w:t xml:space="preserve"> </w:t>
-      </w:r>
-      <w:r>
-        <w:t xml:space="preserve">a pasted prompt), generate hashtags, and whether to end the post with</w:t>
-      </w:r>
-      <w:r>
-        <w:t xml:space="preserve"> </w:t>
-      </w:r>
-      <w:r>
-        <w:t xml:space="preserve">a genuine question (off by default, since overusing it starts to read</w:t>
-      </w:r>
-      <w:r>
-        <w:t xml:space="preserve"> </w:t>
-      </w:r>
-      <w:r>
-        <w:t xml:space="preserve">as engagement-bait).</w:t>
+        <w:t xml:space="preserve">generate hashtags (on by default — 3-5 per variant, with</w:t>
+      </w:r>
+      <w:r>
+        <w:t xml:space="preserve"> </w:t>
+      </w:r>
+      <w:r>
+        <w:t xml:space="preserve">the Position/Stance variant’s hashtags drawing from both the article</w:t>
+      </w:r>
+      <w:r>
+        <w:t xml:space="preserve"> </w:t>
+      </w:r>
+      <w:r>
+        <w:t xml:space="preserve">and your background/themes to build a recognizable community of</w:t>
+      </w:r>
+      <w:r>
+        <w:t xml:space="preserve"> </w:t>
+      </w:r>
+      <w:r>
+        <w:t xml:space="preserve">interest over time), generate artwork for whichever post you end up</w:t>
+      </w:r>
+      <w:r>
+        <w:t xml:space="preserve"> </w:t>
+      </w:r>
+      <w:r>
+        <w:t xml:space="preserve">choosing (on by default, a separate follow-up step scoped to just that</w:t>
+      </w:r>
+      <w:r>
+        <w:t xml:space="preserve"> </w:t>
+      </w:r>
+      <w:r>
+        <w:t xml:space="preserve">one post, not all 6 drafts), and output format (chat table by default,</w:t>
+      </w:r>
+      <w:r>
+        <w:t xml:space="preserve"> </w:t>
+      </w:r>
+      <w:r>
+        <w:t xml:space="preserve">or a downloadable Word document laying out all 3 articles × 2 variants</w:t>
+      </w:r>
+      <w:r>
+        <w:t xml:space="preserve"> </w:t>
+      </w:r>
+      <w:r>
+        <w:t xml:space="preserve">for offline comparison). There’s no separate</w:t>
+      </w:r>
+      <w:r>
+        <w:t xml:space="preserve"> </w:t>
+      </w:r>
+      <w:r>
+        <w:t xml:space="preserve">“</w:t>
+      </w:r>
+      <w:r>
+        <w:t xml:space="preserve">end with a question?</w:t>
+      </w:r>
+      <w:r>
+        <w:t xml:space="preserve">”</w:t>
+      </w:r>
+      <w:r>
+        <w:t xml:space="preserve"> </w:t>
+      </w:r>
+      <w:r>
+        <w:t xml:space="preserve">toggle — that judgment now lives inside the Position/Stance variant</w:t>
+      </w:r>
+      <w:r>
+        <w:t xml:space="preserve"> </w:t>
+      </w:r>
+      <w:r>
+        <w:t xml:space="preserve">itself, decided per-take rather than as one global setting.</w:t>
       </w:r>
     </w:p>
     <w:bookmarkEnd w:id="87"/>
@@ -7968,7 +8114,13 @@
         </w:numPr>
       </w:pPr>
       <w:r>
-        <w:t xml:space="preserve">Code execution and file creation — only if artwork generation is on</w:t>
+        <w:t xml:space="preserve">Code execution and file creation — only if artwork generation is on,</w:t>
+      </w:r>
+      <w:r>
+        <w:t xml:space="preserve"> </w:t>
+      </w:r>
+      <w:r>
+        <w:t xml:space="preserve">or if you choose the downloadable Word document output</w:t>
       </w:r>
     </w:p>
     <w:bookmarkEnd w:id="88"/>
@@ -7986,31 +8138,76 @@
         <w:pStyle w:val="FirstParagraph"/>
       </w:pPr>
       <w:r>
-        <w:t xml:space="preserve">Step 1: the top 5 ranked candidates, each with context (headline,</w:t>
-      </w:r>
-      <w:r>
-        <w:t xml:space="preserve"> </w:t>
-      </w:r>
-      <w:r>
-        <w:t xml:space="preserve">source, free-to-read status, why it ranked here) plus a ready-to-copy</w:t>
-      </w:r>
-      <w:r>
-        <w:t xml:space="preserve"> </w:t>
-      </w:r>
-      <w:r>
-        <w:t xml:space="preserve">block (URL, summary, hashtags). Step 2, once you pick one: the actual</w:t>
-      </w:r>
-      <w:r>
-        <w:t xml:space="preserve"> </w:t>
-      </w:r>
-      <w:r>
-        <w:t xml:space="preserve">LinkedIn post, plain text, no markdown. Step 3 (optional): a real</w:t>
-      </w:r>
-      <w:r>
-        <w:t xml:space="preserve"> </w:t>
-      </w:r>
-      <w:r>
-        <w:t xml:space="preserve">downloadable .png, not just a description of one.</w:t>
+        <w:t xml:space="preserve">Step 1, all in one response: for each of the 3 ranked articles, context</w:t>
+      </w:r>
+      <w:r>
+        <w:t xml:space="preserve"> </w:t>
+      </w:r>
+      <w:r>
+        <w:t xml:space="preserve">(headline, source, published date, free-to-read status, why it ranked</w:t>
+      </w:r>
+      <w:r>
+        <w:t xml:space="preserve"> </w:t>
+      </w:r>
+      <w:r>
+        <w:t xml:space="preserve">here), then both variants fully drafted — Variant A (Informational</w:t>
+      </w:r>
+      <w:r>
+        <w:t xml:space="preserve"> </w:t>
+      </w:r>
+      <w:r>
+        <w:t xml:space="preserve">Share: a one-to-two-sentence factual summary, minimal commentary, ends</w:t>
+      </w:r>
+      <w:r>
+        <w:t xml:space="preserve"> </w:t>
+      </w:r>
+      <w:r>
+        <w:t xml:space="preserve">on a statement) and Variant B (Position/Stance: a real take grounded in</w:t>
+      </w:r>
+      <w:r>
+        <w:t xml:space="preserve"> </w:t>
+      </w:r>
+      <w:r>
+        <w:t xml:space="preserve">your background/themes, closing on a question or a statement, whichever</w:t>
+      </w:r>
+      <w:r>
+        <w:t xml:space="preserve"> </w:t>
+      </w:r>
+      <w:r>
+        <w:t xml:space="preserve">is judged stronger for that specific take) — each with its own hashtags</w:t>
+      </w:r>
+      <w:r>
+        <w:t xml:space="preserve"> </w:t>
+      </w:r>
+      <w:r>
+        <w:t xml:space="preserve">if enabled. Step 2, once you’ve told Claude which of the 6 you’re using:</w:t>
+      </w:r>
+      <w:r>
+        <w:t xml:space="preserve"> </w:t>
+      </w:r>
+      <w:r>
+        <w:t xml:space="preserve">a real downloadable</w:t>
+      </w:r>
+      <w:r>
+        <w:t xml:space="preserve"> </w:t>
+      </w:r>
+      <w:r>
+        <w:rPr>
+          <w:rStyle w:val="VerbatimChar"/>
+        </w:rPr>
+        <w:t xml:space="preserve">.png</w:t>
+      </w:r>
+      <w:r>
+        <w:t xml:space="preserve"> </w:t>
+      </w:r>
+      <w:r>
+        <w:t xml:space="preserve">(1200×630) built to match this tool family’s</w:t>
+      </w:r>
+      <w:r>
+        <w:t xml:space="preserve"> </w:t>
+      </w:r>
+      <w:r>
+        <w:t xml:space="preserve">visual template, Claude only.</w:t>
       </w:r>
     </w:p>
     <w:bookmarkEnd w:id="89"/>
@@ -8052,7 +8249,7 @@
         <w:t xml:space="preserve">“</w:t>
       </w:r>
       <w:r>
-        <w:t xml:space="preserve">fewer than 5 today</w:t>
+        <w:t xml:space="preserve">fewer than 3 today</w:t>
       </w:r>
       <w:r>
         <w:t xml:space="preserve">”</w:t>
@@ -8062,6 +8259,57 @@
       </w:r>
       <w:r>
         <w:t xml:space="preserve">if genuinely on-brand, free-to-read articles are thin.</w:t>
+      </w:r>
+    </w:p>
+    <w:p>
+      <w:pPr>
+        <w:numPr>
+          <w:ilvl w:val="0"/>
+          <w:numId w:val="1032"/>
+        </w:numPr>
+      </w:pPr>
+      <w:r>
+        <w:rPr>
+          <w:bCs/>
+          <w:b/>
+        </w:rPr>
+        <w:t xml:space="preserve">The Position/Stance variant never invents anything about you.</w:t>
+      </w:r>
+      <w:r>
+        <w:t xml:space="preserve"> </w:t>
+      </w:r>
+      <w:r>
+        <w:t xml:space="preserve">It</w:t>
+      </w:r>
+      <w:r>
+        <w:t xml:space="preserve"> </w:t>
+      </w:r>
+      <w:r>
+        <w:t xml:space="preserve">leans on real background/themes if you gave them, and stays general</w:t>
+      </w:r>
+      <w:r>
+        <w:t xml:space="preserve"> </w:t>
+      </w:r>
+      <w:r>
+        <w:t xml:space="preserve">and analytical if you didn’t — but it never fabricates a claim,</w:t>
+      </w:r>
+      <w:r>
+        <w:t xml:space="preserve"> </w:t>
+      </w:r>
+      <w:r>
+        <w:t xml:space="preserve">credential, or experience either way. This matters more here than in a</w:t>
+      </w:r>
+      <w:r>
+        <w:t xml:space="preserve"> </w:t>
+      </w:r>
+      <w:r>
+        <w:t xml:space="preserve">one-off message, since a fabricated personal anecdote in a public</w:t>
+      </w:r>
+      <w:r>
+        <w:t xml:space="preserve"> </w:t>
+      </w:r>
+      <w:r>
+        <w:t xml:space="preserve">LinkedIn post is out there under your name.</w:t>
       </w:r>
     </w:p>
     <w:p>

--- a/Job-Hunting-Tool-Suite.docx
+++ b/Job-Hunting-Tool-Suite.docx
@@ -6843,6 +6843,81 @@
       </w:r>
       <w:r>
         <w:t xml:space="preserve">one, with real figures — see the guardrail above.</w:t>
+      </w:r>
+    </w:p>
+    <w:p>
+      <w:pPr>
+        <w:numPr>
+          <w:ilvl w:val="0"/>
+          <w:numId w:val="1024"/>
+        </w:numPr>
+      </w:pPr>
+      <w:r>
+        <w:rPr>
+          <w:bCs/>
+          <w:b/>
+        </w:rPr>
+        <w:t xml:space="preserve">Market data follows a source hierarchy, not a flat list:</w:t>
+      </w:r>
+      <w:r>
+        <w:t xml:space="preserve"> </w:t>
+      </w:r>
+      <w:r>
+        <w:t xml:space="preserve">BLS.gov</w:t>
+      </w:r>
+      <w:r>
+        <w:t xml:space="preserve"> </w:t>
+      </w:r>
+      <w:r>
+        <w:t xml:space="preserve">and the current-year Robert Half Salary Guide are treated as primary</w:t>
+      </w:r>
+      <w:r>
+        <w:t xml:space="preserve"> </w:t>
+      </w:r>
+      <w:r>
+        <w:t xml:space="preserve">sources when they cover the role, since both are methodologically</w:t>
+      </w:r>
+      <w:r>
+        <w:t xml:space="preserve"> </w:t>
+      </w:r>
+      <w:r>
+        <w:t xml:space="preserve">transparent rather than purely self-reported. Salary.com, Payscale,</w:t>
+      </w:r>
+      <w:r>
+        <w:t xml:space="preserve"> </w:t>
+      </w:r>
+      <w:r>
+        <w:t xml:space="preserve">SalaryExpert, and levels.fyi/Glassdoor are used as secondary,</w:t>
+      </w:r>
+      <w:r>
+        <w:t xml:space="preserve"> </w:t>
+      </w:r>
+      <w:r>
+        <w:t xml:space="preserve">directional data points to build a range around those primary</w:t>
+      </w:r>
+      <w:r>
+        <w:t xml:space="preserve"> </w:t>
+      </w:r>
+      <w:r>
+        <w:t xml:space="preserve">figures — never as the sole basis for a number. The guide names which</w:t>
+      </w:r>
+      <w:r>
+        <w:t xml:space="preserve"> </w:t>
+      </w:r>
+      <w:r>
+        <w:t xml:space="preserve">source each figure came from, and flags plainly when a range leans</w:t>
+      </w:r>
+      <w:r>
+        <w:t xml:space="preserve"> </w:t>
+      </w:r>
+      <w:r>
+        <w:t xml:space="preserve">heavily on secondary sources because primary data wasn’t available for</w:t>
+      </w:r>
+      <w:r>
+        <w:t xml:space="preserve"> </w:t>
+      </w:r>
+      <w:r>
+        <w:t xml:space="preserve">that specific role.</w:t>
       </w:r>
     </w:p>
     <w:bookmarkEnd w:id="73"/>
